--- a/spotify_app/Proiect-IS/notite.docx
+++ b/spotify_app/Proiect-IS/notite.docx
@@ -4,256 +4,17 @@
   <w:body>
     <w:p>
       <w:r>
-        <w:t xml:space="preserve">Separam </w:t>
-      </w:r>
-      <w:proofErr w:type="spellStart"/>
-      <w:r>
-        <w:t>frontu</w:t>
-      </w:r>
-      <w:proofErr w:type="spellEnd"/>
-      <w:r>
-        <w:t xml:space="preserve"> de back in </w:t>
-      </w:r>
-      <w:proofErr w:type="spellStart"/>
-      <w:r>
-        <w:t>folderele</w:t>
-      </w:r>
-      <w:proofErr w:type="spellEnd"/>
-      <w:r>
-        <w:t xml:space="preserve"> </w:t>
-      </w:r>
-      <w:proofErr w:type="spellStart"/>
-      <w:r>
-        <w:t>musicapp_backend</w:t>
-      </w:r>
-      <w:proofErr w:type="spellEnd"/>
-      <w:r>
-        <w:t xml:space="preserve"> </w:t>
-      </w:r>
-      <w:proofErr w:type="spellStart"/>
-      <w:r>
-        <w:t>si</w:t>
-      </w:r>
-      <w:proofErr w:type="spellEnd"/>
-      <w:r>
-        <w:t xml:space="preserve"> </w:t>
-      </w:r>
-      <w:proofErr w:type="spellStart"/>
-      <w:r>
-        <w:t>musicapp_frontend</w:t>
-      </w:r>
-      <w:proofErr w:type="spellEnd"/>
+        <w:t>Separam frontu de back in folderele musicapp_backend si musicapp_frontend</w:t>
+      </w:r>
     </w:p>
     <w:p>
       <w:r>
         <w:br/>
-        <w:t xml:space="preserve">Ca </w:t>
-      </w:r>
-      <w:proofErr w:type="spellStart"/>
-      <w:r>
-        <w:t>sa</w:t>
-      </w:r>
-      <w:proofErr w:type="spellEnd"/>
-      <w:r>
-        <w:t xml:space="preserve"> </w:t>
-      </w:r>
-      <w:proofErr w:type="spellStart"/>
-      <w:r>
-        <w:t>rulezi</w:t>
-      </w:r>
-      <w:proofErr w:type="spellEnd"/>
-      <w:r>
-        <w:t xml:space="preserve"> </w:t>
-      </w:r>
-      <w:proofErr w:type="spellStart"/>
-      <w:r>
-        <w:t>proiectu</w:t>
-      </w:r>
-      <w:proofErr w:type="spellEnd"/>
-      <w:r>
-        <w:t xml:space="preserve"> de backend ai </w:t>
-      </w:r>
-      <w:proofErr w:type="spellStart"/>
-      <w:r>
-        <w:t>nevoie</w:t>
-      </w:r>
-      <w:proofErr w:type="spellEnd"/>
-      <w:r>
-        <w:t xml:space="preserve"> de o </w:t>
-      </w:r>
-      <w:proofErr w:type="spellStart"/>
-      <w:r>
-        <w:t>baza</w:t>
-      </w:r>
-      <w:proofErr w:type="spellEnd"/>
-      <w:r>
-        <w:t xml:space="preserve"> de date pe </w:t>
-      </w:r>
-      <w:proofErr w:type="spellStart"/>
-      <w:r>
-        <w:t>masina</w:t>
-      </w:r>
-      <w:proofErr w:type="spellEnd"/>
-      <w:r>
-        <w:t xml:space="preserve"> ta. Va </w:t>
-      </w:r>
-      <w:proofErr w:type="spellStart"/>
-      <w:r>
-        <w:t>trebui</w:t>
-      </w:r>
-      <w:proofErr w:type="spellEnd"/>
-      <w:r>
-        <w:t xml:space="preserve"> </w:t>
-      </w:r>
-      <w:proofErr w:type="spellStart"/>
-      <w:r>
-        <w:t>sa</w:t>
-      </w:r>
-      <w:proofErr w:type="spellEnd"/>
-      <w:r>
-        <w:t xml:space="preserve"> ne </w:t>
-      </w:r>
-      <w:proofErr w:type="spellStart"/>
-      <w:r>
-        <w:t>lamurim</w:t>
-      </w:r>
-      <w:proofErr w:type="spellEnd"/>
-      <w:r>
-        <w:t xml:space="preserve"> cum </w:t>
-      </w:r>
-      <w:proofErr w:type="spellStart"/>
-      <w:r>
-        <w:t>va</w:t>
-      </w:r>
-      <w:proofErr w:type="spellEnd"/>
-      <w:r>
-        <w:t xml:space="preserve"> fi </w:t>
-      </w:r>
-      <w:proofErr w:type="spellStart"/>
-      <w:r>
-        <w:t>structurata</w:t>
-      </w:r>
-      <w:proofErr w:type="spellEnd"/>
-      <w:r>
-        <w:t xml:space="preserve">. </w:t>
-      </w:r>
-      <w:proofErr w:type="spellStart"/>
-      <w:r>
-        <w:t>Pentru</w:t>
-      </w:r>
-      <w:proofErr w:type="spellEnd"/>
-      <w:r>
-        <w:t xml:space="preserve"> moment e </w:t>
-      </w:r>
-      <w:proofErr w:type="spellStart"/>
-      <w:r>
-        <w:t>destul</w:t>
-      </w:r>
-      <w:proofErr w:type="spellEnd"/>
-      <w:r>
-        <w:t xml:space="preserve"> </w:t>
-      </w:r>
-      <w:proofErr w:type="spellStart"/>
-      <w:r>
-        <w:t>sa</w:t>
-      </w:r>
-      <w:proofErr w:type="spellEnd"/>
-      <w:r>
-        <w:t xml:space="preserve"> ai </w:t>
-      </w:r>
-      <w:proofErr w:type="spellStart"/>
-      <w:r>
-        <w:t>una</w:t>
-      </w:r>
-      <w:proofErr w:type="spellEnd"/>
-      <w:r>
-        <w:t xml:space="preserve"> </w:t>
-      </w:r>
-      <w:proofErr w:type="spellStart"/>
-      <w:r>
-        <w:t>creeata</w:t>
-      </w:r>
-      <w:proofErr w:type="spellEnd"/>
-      <w:r>
-        <w:t xml:space="preserve">, </w:t>
-      </w:r>
-      <w:proofErr w:type="spellStart"/>
-      <w:r>
-        <w:t>pentru</w:t>
-      </w:r>
-      <w:proofErr w:type="spellEnd"/>
-      <w:r>
-        <w:t xml:space="preserve"> </w:t>
-      </w:r>
-      <w:proofErr w:type="spellStart"/>
-      <w:r>
-        <w:t>usurinta</w:t>
-      </w:r>
-      <w:proofErr w:type="spellEnd"/>
-      <w:r>
-        <w:t xml:space="preserve"> </w:t>
-      </w:r>
-      <w:proofErr w:type="spellStart"/>
-      <w:r>
-        <w:t>hai</w:t>
-      </w:r>
-      <w:proofErr w:type="spellEnd"/>
-      <w:r>
-        <w:t xml:space="preserve"> </w:t>
-      </w:r>
-      <w:proofErr w:type="spellStart"/>
-      <w:r>
-        <w:t>sa</w:t>
-      </w:r>
-      <w:proofErr w:type="spellEnd"/>
-      <w:r>
-        <w:t xml:space="preserve"> </w:t>
-      </w:r>
-      <w:proofErr w:type="spellStart"/>
-      <w:r>
-        <w:t>punem</w:t>
-      </w:r>
-      <w:proofErr w:type="spellEnd"/>
-      <w:r>
-        <w:t xml:space="preserve"> </w:t>
-      </w:r>
-      <w:proofErr w:type="spellStart"/>
-      <w:r>
-        <w:t>aceleasi</w:t>
-      </w:r>
-      <w:proofErr w:type="spellEnd"/>
-      <w:r>
-        <w:t xml:space="preserve"> </w:t>
-      </w:r>
-      <w:proofErr w:type="spellStart"/>
-      <w:r>
-        <w:t>nume</w:t>
-      </w:r>
-      <w:proofErr w:type="spellEnd"/>
-      <w:r>
-        <w:t xml:space="preserve"> la BD, user </w:t>
-      </w:r>
-      <w:proofErr w:type="spellStart"/>
-      <w:r>
-        <w:t>si</w:t>
-      </w:r>
-      <w:proofErr w:type="spellEnd"/>
-      <w:r>
-        <w:t xml:space="preserve"> </w:t>
-      </w:r>
-      <w:proofErr w:type="spellStart"/>
-      <w:r>
-        <w:t>parola</w:t>
-      </w:r>
-      <w:proofErr w:type="spellEnd"/>
-      <w:r>
-        <w:t xml:space="preserve"> la </w:t>
-      </w:r>
-      <w:proofErr w:type="spellStart"/>
-      <w:r>
-        <w:t>ambii</w:t>
-      </w:r>
-      <w:proofErr w:type="spellEnd"/>
+        <w:t>Ca sa rulezi proiectu de backend ai nevoie de o baza de date pe masina ta. Va trebui sa ne lamurim cum va fi structurata. Pentru moment e destul sa ai una creeata, pentru usurinta hai sa punem aceleasi nume la BD, user si parola</w:t>
+      </w:r>
+      <w:r>
+        <w:t xml:space="preserve"> la ambii</w:t>
+      </w:r>
       <w:r>
         <w:t>:</w:t>
       </w:r>
@@ -261,43 +22,17 @@
     <w:p>
       <w:r>
         <w:br/>
-      </w:r>
-      <w:r>
-        <w:t xml:space="preserve">CREATE DATABASE IF NOT EXISTS </w:t>
-      </w:r>
-      <w:proofErr w:type="spellStart"/>
-      <w:r>
-        <w:t>musicapp</w:t>
-      </w:r>
-      <w:proofErr w:type="spellEnd"/>
-      <w:r>
-        <w:t>;</w:t>
-      </w:r>
-    </w:p>
-    <w:p>
-      <w:r>
-        <w:t>CREATE USER '</w:t>
-      </w:r>
-      <w:proofErr w:type="spellStart"/>
-      <w:r>
-        <w:t>musicappuser</w:t>
-      </w:r>
-      <w:proofErr w:type="spellEnd"/>
-      <w:r>
-        <w:t>'@'localhost' IDENTIFIED BY 'password';</w:t>
-      </w:r>
-    </w:p>
-    <w:p>
-      <w:r>
-        <w:t>GRANT ALL PRIVILEGES ON musicapp.* TO '</w:t>
-      </w:r>
-      <w:proofErr w:type="spellStart"/>
-      <w:r>
-        <w:t>musicappuser</w:t>
-      </w:r>
-      <w:proofErr w:type="spellEnd"/>
-      <w:r>
-        <w:t>'@'localhost';</w:t>
+        <w:t>CREATE DATABASE IF NOT EXISTS musicapp;</w:t>
+      </w:r>
+    </w:p>
+    <w:p>
+      <w:r>
+        <w:t>CREATE USER 'musicappuser'@'localhost' IDENTIFIED BY 'password';</w:t>
+      </w:r>
+    </w:p>
+    <w:p>
+      <w:r>
+        <w:t>GRANT ALL PRIVILEGES ON musicapp.* TO 'musicappuser'@'localhost';</w:t>
       </w:r>
     </w:p>
     <w:p>
@@ -309,14 +44,7 @@
       </w:r>
       <w:r>
         <w:br/>
-      </w:r>
-      <w:proofErr w:type="spellStart"/>
-      <w:r>
-        <w:t>Aceste</w:t>
-      </w:r>
-      <w:proofErr w:type="spellEnd"/>
-      <w:r>
-        <w:t xml:space="preserve"> date </w:t>
+        <w:t xml:space="preserve">Aceste date </w:t>
       </w:r>
       <w:r>
         <w:t xml:space="preserve">(user, pass) </w:t>
@@ -324,19 +52,171 @@
       <w:r>
         <w:t xml:space="preserve">sunt introduce in </w:t>
       </w:r>
-      <w:proofErr w:type="spellStart"/>
-      <w:r>
-        <w:t>src</w:t>
-      </w:r>
-      <w:proofErr w:type="spellEnd"/>
-      <w:r>
-        <w:t>/main/resources/</w:t>
-      </w:r>
-      <w:proofErr w:type="spellStart"/>
-      <w:r>
-        <w:t>application.properties</w:t>
-      </w:r>
-      <w:proofErr w:type="spellEnd"/>
+      <w:r>
+        <w:t>src/main/resources/application.properties</w:t>
+      </w:r>
+      <w:r>
+        <w:br/>
+      </w:r>
+    </w:p>
+    <w:p>
+      <w:pPr>
+        <w:rPr>
+          <w:rFonts w:ascii="Cascadia Code" w:hAnsi="Cascadia Code"/>
+        </w:rPr>
+      </w:pPr>
+      <w:r>
+        <w:t>!! Pentru a avea access la AWS S3 si la logare cu JWT ai nevoie de a rula in terminal inainte de a porni serverul:</w:t>
+      </w:r>
+      <w:r>
+        <w:br/>
+        <w:t>--Pe Windows (PowerShell):</w:t>
+      </w:r>
+      <w:r>
+        <w:br/>
+      </w:r>
+      <w:r>
+        <w:rPr>
+          <w:rFonts w:ascii="Cascadia Code" w:hAnsi="Cascadia Code"/>
+        </w:rPr>
+        <w:t>$env:JWT_SECRET="your-super-secure-base64-encoded-secret"</w:t>
+      </w:r>
+    </w:p>
+    <w:p>
+      <w:pPr>
+        <w:rPr>
+          <w:rFonts w:ascii="Cascadia Code" w:hAnsi="Cascadia Code"/>
+        </w:rPr>
+      </w:pPr>
+      <w:r>
+        <w:rPr>
+          <w:rFonts w:ascii="Cascadia Code" w:hAnsi="Cascadia Code"/>
+        </w:rPr>
+        <w:t>$env:AWS_ACCESS_KEY_ID="your-aws-access-key"</w:t>
+      </w:r>
+    </w:p>
+    <w:p>
+      <w:r>
+        <w:rPr>
+          <w:rFonts w:ascii="Cascadia Code" w:hAnsi="Cascadia Code"/>
+        </w:rPr>
+        <w:t>$env:AWS_SECRET_ACCESS_KEY="your-aws-secret-key"</w:t>
+      </w:r>
+    </w:p>
+    <w:p>
+      <w:r>
+        <w:t>--Pe Windows(Command Prompt):</w:t>
+      </w:r>
+    </w:p>
+    <w:p>
+      <w:pPr>
+        <w:rPr>
+          <w:rFonts w:ascii="Cascadia Code" w:hAnsi="Cascadia Code"/>
+        </w:rPr>
+      </w:pPr>
+      <w:r>
+        <w:rPr>
+          <w:rFonts w:ascii="Cascadia Code" w:hAnsi="Cascadia Code"/>
+        </w:rPr>
+        <w:t>set JWT_SECRET=your-super-secure-base64-encoded-secret</w:t>
+      </w:r>
+    </w:p>
+    <w:p>
+      <w:pPr>
+        <w:rPr>
+          <w:rFonts w:ascii="Cascadia Code" w:hAnsi="Cascadia Code"/>
+        </w:rPr>
+      </w:pPr>
+      <w:r>
+        <w:rPr>
+          <w:rFonts w:ascii="Cascadia Code" w:hAnsi="Cascadia Code"/>
+        </w:rPr>
+        <w:t>set AWS_ACCESS_KEY_ID=your-aws-access-key</w:t>
+      </w:r>
+    </w:p>
+    <w:p>
+      <w:pPr>
+        <w:rPr>
+          <w:rFonts w:ascii="Cascadia Code" w:hAnsi="Cascadia Code"/>
+        </w:rPr>
+      </w:pPr>
+      <w:r>
+        <w:rPr>
+          <w:rFonts w:ascii="Cascadia Code" w:hAnsi="Cascadia Code"/>
+        </w:rPr>
+        <w:t>set AWS_SECRET_ACCESS_KEY=your-aws-secret-key</w:t>
+      </w:r>
+    </w:p>
+    <w:p>
+      <w:r>
+        <w:t>--Pe Linux/Mac:</w:t>
+      </w:r>
+    </w:p>
+    <w:p>
+      <w:pPr>
+        <w:rPr>
+          <w:rFonts w:ascii="Cascadia Code" w:hAnsi="Cascadia Code"/>
+        </w:rPr>
+      </w:pPr>
+      <w:r>
+        <w:rPr>
+          <w:rFonts w:ascii="Cascadia Code" w:hAnsi="Cascadia Code"/>
+        </w:rPr>
+        <w:t>export JWT_SECRET=your-super-secure-base64-encoded-secret</w:t>
+      </w:r>
+    </w:p>
+    <w:p>
+      <w:pPr>
+        <w:rPr>
+          <w:rFonts w:ascii="Cascadia Code" w:hAnsi="Cascadia Code"/>
+        </w:rPr>
+      </w:pPr>
+      <w:r>
+        <w:rPr>
+          <w:rFonts w:ascii="Cascadia Code" w:hAnsi="Cascadia Code"/>
+        </w:rPr>
+        <w:t>export AWS_ACCESS_KEY_ID=your-aws-access-key</w:t>
+      </w:r>
+    </w:p>
+    <w:p>
+      <w:pPr>
+        <w:rPr>
+          <w:rFonts w:ascii="Cascadia Code" w:hAnsi="Cascadia Code"/>
+        </w:rPr>
+      </w:pPr>
+      <w:r>
+        <w:rPr>
+          <w:rFonts w:ascii="Cascadia Code" w:hAnsi="Cascadia Code"/>
+        </w:rPr>
+        <w:t>export AWS_SECRET_ACCESS_KEY=your-aws-secret-key</w:t>
+      </w:r>
+    </w:p>
+    <w:p>
+      <w:r>
+        <w:t xml:space="preserve">Apoi in acelasi terminal dai </w:t>
+      </w:r>
+    </w:p>
+    <w:p>
+      <w:pPr>
+        <w:rPr>
+          <w:rFonts w:ascii="Cascadia Code" w:hAnsi="Cascadia Code"/>
+        </w:rPr>
+      </w:pPr>
+      <w:r>
+        <w:rPr>
+          <w:rFonts w:ascii="Cascadia Code" w:hAnsi="Cascadia Code"/>
+        </w:rPr>
+        <w:t>.\mvnw spring-boot:run</w:t>
+      </w:r>
+    </w:p>
+    <w:p>
+      <w:r>
+        <w:lastRenderedPageBreak/>
+        <w:t>Da, am putea sa le hardcodam in “application.propperties” si sa il bag in .gitignore d</w:t>
+      </w:r>
+      <w:r>
+        <w:t>ar nu mai fac asta acum</w:t>
+      </w:r>
     </w:p>
     <w:sectPr>
       <w:pgSz w:w="12240" w:h="15840"/>
